--- a/MHBV 011026/03_FINANCEIRO/MHBV-02B_Capital_de_Giro_e_Metas_Fase0.docx
+++ b/MHBV 011026/03_FINANCEIRO/MHBV-02B_Capital_de_Giro_e_Metas_Fase0.docx
@@ -890,7 +890,7 @@
                 <w:sz w:val="32"/>
                 <w:szCs w:val="32"/>
               </w:rPr>
-              <w:t xml:space="preserve">2,51x</w:t>
+              <w:t xml:space="preserve">2,50x</w:t>
             </w:r>
           </w:p>
           <w:p>
@@ -918,7 +918,7 @@
                 <w:sz w:val="14"/>
                 <w:szCs w:val="14"/>
               </w:rPr>
-              <w:t xml:space="preserve">1,52x com mel −20%</w:t>
+              <w:t xml:space="preserve">1,51x com mel −20%</w:t>
             </w:r>
           </w:p>
         </w:tc>
@@ -2617,7 +2617,7 @@
           <w:sz w:val="20"/>
           <w:szCs w:val="20"/>
         </w:rPr>
-        <w:t xml:space="preserve"> (≈ R$ 3,62/kg) com as sobras no fim do exercício, antes da retenção de 5% em cota-parte (Lei nº 5.764/1971, art. 27). Com as sobras do ano 6 (≈ R$ 2,19/kg), o preço efetivo chega a ≈ R$ 14,25/kg.</w:t>
+        <w:t xml:space="preserve"> (≈ R$ 3,62/kg) com as sobras no fim do exercício, antes da retenção de 5% em cota-parte (Lei nº 5.764/1971, art. 27). Com as sobras do ano 6 (≈ R$ 2,08/kg), o preço efetivo chega a ≈ R$ 14,14/kg.</w:t>
       </w:r>
     </w:p>
     <w:tbl>
@@ -2966,7 +2966,7 @@
                 <w:sz w:val="17"/>
                 <w:szCs w:val="17"/>
               </w:rPr>
-              <w:t xml:space="preserve">Entreposto de ~550 m² (Fase 1) · 12 anos, 4 de carência</w:t>
+              <w:t xml:space="preserve">Entreposto de 630 m² úteis, ≈ 666 m² construídos (Fase 1) · 12 anos, 4 de carência</w:t>
             </w:r>
           </w:p>
         </w:tc>
@@ -3156,7 +3156,7 @@
                 <w:sz w:val="17"/>
                 <w:szCs w:val="17"/>
               </w:rPr>
-              <w:t xml:space="preserve">R$ 1,29 mi (≈ 39%)</w:t>
+              <w:t xml:space="preserve">R$ 1,83 mi (≈ 48%)</w:t>
             </w:r>
           </w:p>
         </w:tc>
@@ -3192,7 +3192,7 @@
                 <w:sz w:val="17"/>
                 <w:szCs w:val="17"/>
               </w:rPr>
-              <w:t xml:space="preserve">Contrapartida do investimento de R$ 3,29 mi</w:t>
+              <w:t xml:space="preserve">Contrapartida do investimento de R$ 3,83 mi</w:t>
             </w:r>
           </w:p>
         </w:tc>
@@ -3502,7 +3502,7 @@
           <w:sz w:val="20"/>
           <w:szCs w:val="20"/>
         </w:rPr>
-        <w:t xml:space="preserve">2,51x</w:t>
+        <w:t xml:space="preserve">2,50x</w:t>
       </w:r>
       <w:r>
         <w:rPr>
@@ -3716,7 +3716,7 @@
                 <w:sz w:val="17"/>
                 <w:szCs w:val="17"/>
               </w:rPr>
-              <w:t xml:space="preserve">2,51x</w:t>
+              <w:t xml:space="preserve">2,50x</w:t>
             </w:r>
           </w:p>
         </w:tc>
@@ -3829,7 +3829,7 @@
                 <w:sz w:val="17"/>
                 <w:szCs w:val="17"/>
               </w:rPr>
-              <w:t xml:space="preserve">1,52x</w:t>
+              <w:t xml:space="preserve">1,51x</w:t>
             </w:r>
           </w:p>
         </w:tc>
@@ -3942,7 +3942,7 @@
                 <w:sz w:val="17"/>
                 <w:szCs w:val="17"/>
               </w:rPr>
-              <w:t xml:space="preserve">1,67x</w:t>
+              <w:t xml:space="preserve">1,65x</w:t>
             </w:r>
           </w:p>
         </w:tc>
@@ -4055,7 +4055,7 @@
                 <w:sz w:val="17"/>
                 <w:szCs w:val="17"/>
               </w:rPr>
-              <w:t xml:space="preserve">1,64x</w:t>
+              <w:t xml:space="preserve">1,63x</w:t>
             </w:r>
           </w:p>
         </w:tc>
@@ -4168,7 +4168,7 @@
                 <w:sz w:val="17"/>
                 <w:szCs w:val="17"/>
               </w:rPr>
-              <w:t xml:space="preserve">1,31x</w:t>
+              <w:t xml:space="preserve">1,29x</w:t>
             </w:r>
           </w:p>
         </w:tc>
@@ -5235,7 +5235,7 @@
                 <w:sz w:val="16"/>
                 <w:szCs w:val="16"/>
               </w:rPr>
-              <w:t xml:space="preserve">Projeto do entreposto (~550 m²) e imóvel do piloto escolhido</w:t>
+              <w:t xml:space="preserve">Projeto do entreposto (630 m² úteis) e imóvel do piloto escolhido</w:t>
             </w:r>
           </w:p>
         </w:tc>
@@ -5687,7 +5687,7 @@
                 <w:sz w:val="16"/>
                 <w:szCs w:val="16"/>
               </w:rPr>
-              <w:t xml:space="preserve">Carta-Consulta ao BNB com histórico do piloto e contrapartida de R$ 1,29 mi comprovada</w:t>
+              <w:t xml:space="preserve">Carta-Consulta ao BNB com histórico do piloto e contrapartida de R$ 1,83 mi comprovada</w:t>
             </w:r>
           </w:p>
         </w:tc>
@@ -5941,7 +5941,7 @@
           <w:sz w:val="20"/>
           <w:szCs w:val="20"/>
         </w:rPr>
-        <w:t xml:space="preserve"> Crédito Híbrido: FNE investimento R$ 2,0 mi + FNE giro R$ 0,6 mi renovável + capital próprio R$ 1,29 mi; cooperado recebe 65% do granel PAA/Conab-CE.</w:t>
+        <w:t xml:space="preserve"> Crédito Híbrido: FNE investimento R$ 2,0 mi + FNE giro R$ 0,6 mi renovável + capital próprio R$ 1,83 mi (atualizado pela decisão D1 de 07/10/2026: planta de 630 m² úteis, obra R$ 1,79 mi, investimento R$ 3,83 mi); cooperado recebe 65% do granel PAA/Conab-CE. O aumento de R$ 0,54 mi na contrapartida deve vir de capital próprio/subvenção (Projeto São José, emendas, CDRU), nunca de mais FNE: R$ 0,1 mi a mais de FNE derruba o cenário mel −20% para ≈ 1,46x.</w:t>
       </w:r>
     </w:p>
     <w:p>
@@ -6280,7 +6280,7 @@
         <w:sz w:val="15"/>
         <w:szCs w:val="15"/>
       </w:rPr>
-      <w:t xml:space="preserve">Emissão: MHBV 011026 (01/10/2026) · Comissão Organizadora · Boa Viagem/CE · (88) 99726-4831</w:t>
+      <w:t xml:space="preserve">Emissão: MHBV 071026 (07/10/2026) · Comissão Organizadora · Boa Viagem/CE · (88) 99726-4831</w:t>
     </w:r>
   </w:p>
 </w:ftr>
@@ -6506,7 +6506,7 @@
         <w:sz w:val="14"/>
         <w:szCs w:val="14"/>
       </w:rPr>
-      <w:t xml:space="preserve">	Anexo MHBV-02B · MHBV 011026 (01/10/2026)</w:t>
+      <w:t xml:space="preserve">	Anexo MHBV-02B · MHBV 071026 (07/10/2026)</w:t>
     </w:r>
   </w:p>
   <w:p>
